--- a/ru/discovery-articles/5.2 Квантовая механика.docx
+++ b/ru/discovery-articles/5.2 Квантовая механика.docx
@@ -4,13 +4,20 @@
   <w:body>
     <w:p>
       <w:pPr>
-        <w:spacing w:before="0" w:after="80"/>
+        <w:pStyle w:val="Title"/>
+        <w:widowControl/>
+      </w:pPr>
+      <w:r>
+        <w:t>5.2 Квантовая механика</w:t>
+      </w:r>
+    </w:p>
+    <w:p>
+      <w:pPr>
+        <w:keepNext/>
+        <w:widowControl/>
       </w:pPr>
       <w:r>
         <w:rPr>
-          <w:rFonts w:ascii="Calibri" w:hAnsi="Calibri" w:cs="Calibri"/>
-          <w:b/>
-          <w:color w:val="2E74B5"/>
           <w:sz w:val="20"/>
         </w:rPr>
         <w:t>5. Физика, химия и материалы</w:t>
@@ -19,121 +26,81 @@
     <w:p>
       <w:pPr>
         <w:keepNext/>
-        <w:spacing w:before="0" w:after="120"/>
+        <w:widowControl/>
       </w:pPr>
       <w:r>
         <w:rPr>
-          <w:rFonts w:ascii="Calibri" w:hAnsi="Calibri" w:cs="Calibri"/>
-          <w:b/>
-          <w:color w:val="0B2545"/>
-          <w:sz w:val="48"/>
+          <w:sz w:val="20"/>
         </w:rPr>
-        <w:t>5.2 Квантовая механика</w:t>
+        <w:t>Период: 1900–1930-е годы | Основные участники: Макс Планк, Нильс Бор, Вернер Гейзенберг, Эрвин Шрёдингер, Поль Дирак, Альберт Эйнштейн</w:t>
       </w:r>
     </w:p>
     <w:p>
       <w:pPr>
-        <w:spacing w:before="0" w:after="200" w:line="276" w:lineRule="auto"/>
+        <w:widowControl/>
       </w:pPr>
       <w:r>
-        <w:rPr>
-          <w:rFonts w:ascii="Calibri" w:hAnsi="Calibri" w:cs="Calibri"/>
-          <w:i/>
-          <w:color w:val="666666"/>
-          <w:sz w:val="21"/>
-        </w:rPr>
-        <w:t>Период: 1900–1930-е годы | Ключевые фигуры: Макс Планк; Нильс Бор; Вернер Гейзенберг; Эрвин Шрёдингер; Поль Дирак; Альберт Эйнштейн</w:t>
-      </w:r>
-    </w:p>
-    <w:p>
-      <w:pPr>
-        <w:spacing w:before="0" w:after="200" w:line="300" w:lineRule="auto"/>
-      </w:pPr>
-      <w:r>
-        <w:rPr>
-          <w:rFonts w:ascii="Calibri" w:hAnsi="Calibri" w:cs="Calibri"/>
-          <w:color w:val="0B2545"/>
-          <w:sz w:val="23"/>
-        </w:rPr>
-        <w:t>Квантовая механика описывает поведение атомов, электронов и света. Её законы кажутся непривычными, но подтверждаются опытами с исключительной точностью — и именно на них основана современная электроника.</w:t>
+        <w:t>Квантовая механика объясняет поведение атомов, электронов и света в микромире. Её правила кажутся необычными, но подтверждаются опытами с исключительной точностью, а современная электроника зависит от них.</w:t>
       </w:r>
     </w:p>
     <w:p>
       <w:pPr>
         <w:pStyle w:val="Heading1"/>
+        <w:widowControl/>
       </w:pPr>
       <w:r>
-        <w:t>Ключевые факты</w:t>
+        <w:t>Кратко о главном</w:t>
       </w:r>
     </w:p>
     <w:p>
       <w:pPr>
-        <w:keepLines/>
-        <w:spacing w:after="80" w:line="300" w:lineRule="auto"/>
-        <w:numPr>
-          <w:ilvl w:val="0"/>
-          <w:numId w:val="10"/>
-        </w:numPr>
+        <w:pStyle w:val="ListBullet"/>
+        <w:widowControl/>
       </w:pPr>
       <w:r>
-        <w:t>В 1900 году Макс Планк ввёл понятие квантов энергии, объясняя тепловое излучение.</w:t>
+        <w:t>В 1900 году Планк ввёл кванты энергии для объяснения теплового излучения.</w:t>
       </w:r>
     </w:p>
     <w:p>
       <w:pPr>
-        <w:keepLines/>
-        <w:spacing w:after="80" w:line="300" w:lineRule="auto"/>
-        <w:numPr>
-          <w:ilvl w:val="0"/>
-          <w:numId w:val="10"/>
-        </w:numPr>
+        <w:pStyle w:val="ListBullet"/>
+        <w:widowControl/>
       </w:pPr>
       <w:r>
-        <w:t>В 1905 году Эйнштейн объяснил фотоэффект, рассматривая свет как поток фотонов.</w:t>
+        <w:t>В 1905 году Эйнштейн рассматривал свет как фотоны, объясняя фотоэффект.</w:t>
       </w:r>
     </w:p>
     <w:p>
       <w:pPr>
-        <w:keepLines/>
-        <w:spacing w:after="80" w:line="300" w:lineRule="auto"/>
-        <w:numPr>
-          <w:ilvl w:val="0"/>
-          <w:numId w:val="10"/>
-        </w:numPr>
+        <w:pStyle w:val="ListBullet"/>
+        <w:widowControl/>
       </w:pPr>
       <w:r>
-        <w:t>В 1920-е годы Бор, Гейзенберг, Шрёдингер и другие учёные создали квантовую теорию атома.</w:t>
+        <w:t>В 1920-х Бор, Гейзенберг, Шрёдингер и другие создали теорию атомного мира.</w:t>
       </w:r>
     </w:p>
     <w:p>
       <w:pPr>
-        <w:keepLines/>
-        <w:spacing w:after="80" w:line="300" w:lineRule="auto"/>
-        <w:numPr>
-          <w:ilvl w:val="0"/>
-          <w:numId w:val="10"/>
-        </w:numPr>
+        <w:pStyle w:val="ListBullet"/>
+        <w:widowControl/>
       </w:pPr>
       <w:r>
-        <w:t>Принцип неопределённости ограничивает точность, с которой одновременно можно знать некоторые пары физических величин.</w:t>
+        <w:t>Принцип неопределённости ограничивает одновременную точность некоторых пар свойств.</w:t>
       </w:r>
     </w:p>
     <w:p>
       <w:pPr>
-        <w:keepLines/>
-        <w:spacing w:after="80" w:line="300" w:lineRule="auto"/>
-        <w:numPr>
-          <w:ilvl w:val="0"/>
-          <w:numId w:val="10"/>
-        </w:numPr>
+        <w:pStyle w:val="ListBullet"/>
+        <w:widowControl/>
       </w:pPr>
       <w:r>
-        <w:t>Транзисторы, лазеры и МРТ работают благодаря квантовым явлениям.</w:t>
+        <w:t>Транзисторы, лазеры и магнитно-резонансная томография, МРТ, используют квантовое поведение.</w:t>
       </w:r>
     </w:p>
     <w:p>
       <w:pPr>
         <w:pStyle w:val="Heading1"/>
+        <w:widowControl/>
       </w:pPr>
       <w:r>
         <w:t>Что это такое</w:t>
@@ -141,143 +108,101 @@
     </w:p>
     <w:p>
       <w:pPr>
-        <w:keepLines w:val="0"/>
+        <w:widowControl/>
       </w:pPr>
       <w:r>
-        <w:t>Квантовая механика — физика микромира: атомов, электронов и частиц света. Квантом называют неделимую порцию определённой физической величины, например энергии. Электрон может распространяться как волна, но регистрируется детектором как отдельная частица.</w:t>
-      </w:r>
-    </w:p>
-    <w:p>
-      <w:pPr>
-        <w:keepLines w:val="0"/>
-      </w:pPr>
-      <w:r>
-        <w:t>Теория обычно предсказывает не единственную заранее заданную траекторию, а вероятность каждого возможного результата. Именно этот вероятностный язык и делает её столь непохожей на привычную механику повседневных предметов.</w:t>
+        <w:t>Квантовая механика — физика очень малых объектов, включая атомы, электроны и частицы света. Квант представляет определённую порцию энергии, а не непрерывный поток, делимый как угодно мелко. Движущийся электрон может распространяться как волна, но приходит к детектору отдельной частицей. Теория не обещает единственной определённой траектории. Она предсказывает вероятность каждого допустимого результата, и эти вероятности замечательно согласуются с опытом.</w:t>
       </w:r>
     </w:p>
     <w:p>
       <w:pPr>
         <w:pStyle w:val="Heading1"/>
+        <w:widowControl/>
       </w:pPr>
       <w:r>
-        <w:t>Кто это открыл или изобрёл</w:t>
+        <w:t>Кто открыл или изобрёл</w:t>
       </w:r>
     </w:p>
     <w:p>
       <w:pPr>
-        <w:keepLines w:val="0"/>
+        <w:widowControl/>
       </w:pPr>
       <w:r>
-        <w:t>У квантовой механики нет единственного автора. В 1900 году Макс Планк предположил, что энергия испускается и поглощается порциями. Альберт Эйнштейн использовал световые кванты, позднее названные фотонами, чтобы объяснить выбивание электронов из металла под действием света.</w:t>
-      </w:r>
-    </w:p>
-    <w:p>
-      <w:pPr>
-        <w:keepLines w:val="0"/>
-      </w:pPr>
-      <w:r>
-        <w:t>В 1920-е годы Нильс Бор, Вернер Гейзенберг, Эрвин Шрёдингер, Макс Борн, Поль Дирак и другие физики превратили эти догадки в цельную математическую теорию.</w:t>
+        <w:t>Единственного изобретателя нет. Планк предложил порции энергии в 1900 году, объясняя свечение горячих тел. Эйнштейн использовал порции света, позднее названные фотонами, для фотоэффекта — выбивания светом электронов из металла. В 1920-х Бор, Гейзенберг, Шрёдингер, Макс Борн, Дирак и другие превратили подсказки в полноценную теорию.</w:t>
       </w:r>
     </w:p>
     <w:p>
       <w:pPr>
         <w:pStyle w:val="Heading1"/>
+        <w:widowControl/>
       </w:pPr>
       <w:r>
-        <w:t>Когда и как это появилось</w:t>
+        <w:t>Когда и как появилось</w:t>
       </w:r>
     </w:p>
     <w:p>
       <w:pPr>
-        <w:keepLines w:val="0"/>
+        <w:widowControl/>
       </w:pPr>
       <w:r>
-        <w:t>Классическая физика не могла объяснить спектры атомов, свечение раскалённых тел и фотоэффект. Более точные эксперименты сделали эти пробелы особенно заметными.</w:t>
-      </w:r>
-    </w:p>
-    <w:p>
-      <w:pPr>
-        <w:keepLines w:val="0"/>
-      </w:pPr>
-      <w:r>
-        <w:t>К 1927 году основная часть математического аппарата уже существовала. Физики продолжали спорить о том, что теория говорит о самой реальности, однако опыты раз за разом подтверждали её предсказания.</w:t>
+        <w:t>Прежняя физика не объясняла цвета атомного света, свечение нагретых предметов и фотоэффект. Улучшенные опыты выявили эти пробелы. К 1927 году большая часть математической основы была готова. О смысле формул продолжали спорить, но эксперименты подтверждали предсказания.</w:t>
       </w:r>
     </w:p>
     <w:p>
       <w:pPr>
         <w:pStyle w:val="Heading1"/>
+        <w:widowControl/>
       </w:pPr>
       <w:r>
-        <w:t>Научное значение</w:t>
+        <w:t>Значение для науки</w:t>
       </w:r>
     </w:p>
     <w:p>
       <w:pPr>
-        <w:keepLines w:val="0"/>
+        <w:widowControl/>
       </w:pPr>
       <w:r>
-        <w:t>Квантовая механика объяснила устойчивость атомов, образование химических связей и различия в электрической проводимости материалов. Принцип неопределённости Гейзенберга утверждает, что некоторые пары величин — например, координату и импульс — нельзя одновременно задать с неограниченной точностью.</w:t>
-      </w:r>
-    </w:p>
-    <w:p>
-      <w:pPr>
-        <w:keepLines w:val="0"/>
-      </w:pPr>
-      <w:r>
-        <w:t>Это не недостаток прибора и не следствие небрежного измерения, а фундаментальная черта природы на квантовом уровне.</w:t>
+        <w:t>Теория объяснила устойчивость атомов, образование химических связей и различную проводимость материалов. По принципу Гейзенберга некоторые пары величин, например положение и импульс — мера движения частицы в заданном направлении, — не могут одновременно иметь совершенно определённые значения. Это свойство природы на таком масштабе, а не просто недостаток прибора.</w:t>
       </w:r>
     </w:p>
     <w:p>
       <w:pPr>
         <w:pStyle w:val="Heading1"/>
+        <w:widowControl/>
       </w:pPr>
       <w:r>
-        <w:t>Влияние на последующее развитие</w:t>
+        <w:t>Влияние на дальнейшее развитие</w:t>
       </w:r>
     </w:p>
     <w:p>
       <w:pPr>
-        <w:keepLines w:val="0"/>
+        <w:widowControl/>
       </w:pPr>
       <w:r>
-        <w:t>Используя квантовые законы, инженеры создали транзисторы, лазеры, атомные часы, магнитно-резонансные томографы и электронные микроскопы. На той же теории основаны компьютерные расчёты, помогающие разрабатывать лекарства и материалы.</w:t>
-      </w:r>
-    </w:p>
-    <w:p>
-      <w:pPr>
-        <w:keepLines w:val="0"/>
-      </w:pPr>
-      <w:r>
-        <w:t>Квантовые вычисления и квантовая криптография — более новые попытки напрямую использовать необычные свойства микромира.</w:t>
+        <w:t>Квантовые правила позволили инженерам создать транзисторы, лазеры, атомные часы, МРТ и электронные микроскопы. Они направляют компьютерные модели лекарств и материалов. Квантовые вычисления и криптография — более новые попытки прямо использовать те же закономерности.</w:t>
       </w:r>
     </w:p>
     <w:p>
       <w:pPr>
         <w:pStyle w:val="Heading1"/>
+        <w:widowControl/>
       </w:pPr>
       <w:r>
-        <w:t>Как это изменило жизнь людей</w:t>
+        <w:t>Как изменило жизнь людей</w:t>
       </w:r>
     </w:p>
     <w:p>
       <w:pPr>
-        <w:keepLines w:val="0"/>
+        <w:widowControl/>
       </w:pPr>
       <w:r>
-        <w:t>Квантовая механика незаметно работает внутри телефонов, компьютеров, светодиодных ламп и медицинских сканеров. Она похожа на фундамент здания: цифровая повседневность опирается на неё, хотя большинство пользователей этого не видит.</w:t>
-      </w:r>
-    </w:p>
-    <w:p>
-      <w:pPr>
-        <w:keepLines w:val="0"/>
-      </w:pPr>
-      <w:r>
-        <w:t>Словом «квантовый» часто злоупотребляют в рекламе и псевдонауке. Настоящая квантовая физика, напротив, точна, математически строга и проверена огромным числом экспериментов.</w:t>
+        <w:t>Квантовая механика незаметно работает в телефонах, компьютерах, светодиодных лампах и медицинских аппаратах. Как фундамент здания, она поддерживает цифровую повседневность, оставаясь вне взгляда пользователя. Словом «квантовый» нередко злоупотребляет реклама, но настоящая наука точна и многократно проверена.</w:t>
       </w:r>
     </w:p>
     <w:p>
       <w:pPr>
         <w:pStyle w:val="Heading1"/>
+        <w:widowControl/>
       </w:pPr>
       <w:r>
         <w:t>Источники и литература</w:t>
@@ -286,112 +211,114 @@
     <w:p>
       <w:pPr>
         <w:pStyle w:val="Heading2"/>
+        <w:widowControl/>
       </w:pPr>
       <w:r>
-        <w:t>A. Книги и основные научные труды</w:t>
+        <w:rPr>
+          <w:sz w:val="20"/>
+        </w:rPr>
+        <w:t>Книги и основные научные труды</w:t>
       </w:r>
     </w:p>
     <w:p>
       <w:pPr>
-        <w:keepLines/>
-        <w:spacing w:after="80" w:line="300" w:lineRule="auto"/>
-        <w:numPr>
-          <w:ilvl w:val="0"/>
-          <w:numId w:val="11"/>
-        </w:numPr>
+        <w:widowControl/>
       </w:pPr>
       <w:r>
-        <w:t>Feynman, Richard P.; Leighton, Robert B.; Sands, Matthew. The Feynman Lectures on Physics. Vol. III. Addison-Wesley, 1965.</w:t>
+        <w:rPr>
+          <w:sz w:val="20"/>
+        </w:rPr>
+        <w:t>1. Feynman, Richard P., Robert B. Leighton, and Matthew Sands. The Feynman Lectures on Physics, Vol. III. Addison-Wesley, 1965.</w:t>
       </w:r>
     </w:p>
     <w:p>
       <w:pPr>
         <w:pStyle w:val="Heading2"/>
+        <w:widowControl/>
       </w:pPr>
       <w:r>
-        <w:t>C. Материалы научных учреждений и энциклопедий</w:t>
+        <w:rPr>
+          <w:sz w:val="20"/>
+        </w:rPr>
+        <w:t>Материалы организаций и энциклопедии</w:t>
       </w:r>
     </w:p>
     <w:p>
       <w:pPr>
-        <w:keepLines/>
-        <w:spacing w:after="80" w:line="300" w:lineRule="auto"/>
-        <w:numPr>
-          <w:ilvl w:val="0"/>
-          <w:numId w:val="12"/>
-        </w:numPr>
+        <w:widowControl/>
       </w:pPr>
       <w:r>
-        <w:t>Encyclopaedia Britannica. «Quantum mechanics».</w:t>
+        <w:rPr>
+          <w:sz w:val="20"/>
+        </w:rPr>
+        <w:t xml:space="preserve">1. Encyclopaedia Britannica. 'Quantum mechanics.' </w:t>
       </w:r>
+      <w:hyperlink r:id="rId9">
+        <w:r>
+          <w:rPr>
+            <w:sz w:val="20"/>
+          </w:rPr>
+          <w:t>https://www.britannica.com/science/quantum-mechanics-physics</w:t>
+        </w:r>
+      </w:hyperlink>
       <w:r>
-        <w:t xml:space="preserve"> </w:t>
+        <w:rPr>
+          <w:sz w:val="20"/>
+        </w:rPr>
+      </w:r>
+    </w:p>
+    <w:p>
+      <w:pPr>
+        <w:widowControl/>
+      </w:pPr>
+      <w:r>
+        <w:rPr>
+          <w:sz w:val="20"/>
+        </w:rPr>
+        <w:t xml:space="preserve">2. Stanford Encyclopedia of Philosophy. 'Quantum Mechanics.' </w:t>
+      </w:r>
+      <w:hyperlink r:id="rId10">
+        <w:r>
+          <w:rPr>
+            <w:sz w:val="20"/>
+          </w:rPr>
+          <w:t>https://plato.stanford.edu/entries/qm/</w:t>
+        </w:r>
+      </w:hyperlink>
+      <w:r>
+        <w:rPr>
+          <w:sz w:val="20"/>
+        </w:rPr>
+      </w:r>
+    </w:p>
+    <w:p>
+      <w:pPr>
+        <w:widowControl/>
+      </w:pPr>
+      <w:r>
+        <w:rPr>
+          <w:sz w:val="20"/>
+        </w:rPr>
+        <w:t xml:space="preserve">3. Nobel Prize. 'The Quantum Age.' </w:t>
       </w:r>
       <w:hyperlink r:id="rId11">
         <w:r>
           <w:rPr>
-            <w:color w:val="0563C1"/>
-            <w:u w:val="single"/>
-          </w:rPr>
-          <w:t>https://www.britannica.com/science/quantum-mechanics-physics</w:t>
-        </w:r>
-      </w:hyperlink>
-    </w:p>
-    <w:p>
-      <w:pPr>
-        <w:keepLines/>
-        <w:spacing w:after="80" w:line="300" w:lineRule="auto"/>
-        <w:numPr>
-          <w:ilvl w:val="0"/>
-          <w:numId w:val="12"/>
-        </w:numPr>
-      </w:pPr>
-      <w:r>
-        <w:t>Stanford Encyclopedia of Philosophy. «Quantum Mechanics».</w:t>
-      </w:r>
-      <w:r>
-        <w:t xml:space="preserve"> </w:t>
-      </w:r>
-      <w:hyperlink r:id="rId12">
-        <w:r>
-          <w:rPr>
-            <w:color w:val="0563C1"/>
-            <w:u w:val="single"/>
-          </w:rPr>
-          <w:t>https://plato.stanford.edu/entries/qm/</w:t>
-        </w:r>
-      </w:hyperlink>
-    </w:p>
-    <w:p>
-      <w:pPr>
-        <w:keepLines/>
-        <w:spacing w:after="80" w:line="300" w:lineRule="auto"/>
-        <w:numPr>
-          <w:ilvl w:val="0"/>
-          <w:numId w:val="12"/>
-        </w:numPr>
-      </w:pPr>
-      <w:r>
-        <w:t>Нобелевская премия. «The Quantum Age».</w:t>
-      </w:r>
-      <w:r>
-        <w:t xml:space="preserve"> </w:t>
-      </w:r>
-      <w:hyperlink r:id="rId13">
-        <w:r>
-          <w:rPr>
-            <w:color w:val="0563C1"/>
-            <w:u w:val="single"/>
+            <w:sz w:val="20"/>
           </w:rPr>
           <w:t>https://www.nobelprize.org/prizes/themes/the-quantum-age/</w:t>
         </w:r>
       </w:hyperlink>
+      <w:r>
+        <w:rPr>
+          <w:sz w:val="20"/>
+        </w:rPr>
+      </w:r>
     </w:p>
     <w:sectPr>
-      <w:headerReference w:type="default" r:id="rId9"/>
-      <w:footerReference w:type="default" r:id="rId10"/>
-      <w:pgSz w:w="12240" w:h="15840"/>
-      <w:pgMar w:top="1440" w:right="1440" w:bottom="1440" w:left="1440" w:header="708" w:footer="708" w:gutter="0"/>
+      <w:footerReference w:type="default" r:id="rId12"/>
+      <w:pgSz w:w="11906" w:h="16838"/>
+      <w:pgMar w:top="1020" w:right="1134" w:bottom="1020" w:left="1134" w:header="720" w:footer="720" w:gutter="0"/>
       <w:cols w:space="720"/>
       <w:docGrid w:linePitch="360"/>
     </w:sectPr>
@@ -404,60 +331,11 @@
   <w:p>
     <w:pPr>
       <w:pStyle w:val="Footer"/>
-      <w:spacing w:before="0" w:after="0"/>
       <w:jc w:val="right"/>
     </w:pPr>
-    <w:r>
-      <w:rPr>
-        <w:rFonts w:ascii="Calibri" w:hAnsi="Calibri" w:cs="Calibri"/>
-        <w:color w:val="666666"/>
-        <w:sz w:val="18"/>
-      </w:rPr>
-      <w:t xml:space="preserve">Страница </w:t>
-    </w:r>
-    <w:r>
-      <w:rPr>
-        <w:rFonts w:ascii="Calibri" w:hAnsi="Calibri" w:cs="Calibri"/>
-        <w:color w:val="666666"/>
-        <w:sz w:val="18"/>
-      </w:rPr>
-      <w:fldChar w:fldCharType="begin"/>
-      <w:instrText xml:space="preserve"> PAGE </w:instrText>
-      <w:fldChar w:fldCharType="separate"/>
-      <w:t>1</w:t>
-      <w:fldChar w:fldCharType="end"/>
-    </w:r>
+    <w:fldSimple w:instr="PAGE"/>
   </w:p>
 </w:ftr>
-</file>
-
-<file path=word/header1.xml><?xml version="1.0" encoding="utf-8"?>
-<w:hdr xmlns:m="http://schemas.openxmlformats.org/officeDocument/2006/math" xmlns:mc="http://schemas.openxmlformats.org/markup-compatibility/2006" xmlns:mo="http://schemas.microsoft.com/office/mac/office/2008/main" xmlns:mv="urn:schemas-microsoft-com:mac:vml" xmlns:o="urn:schemas-microsoft-com:office:office" xmlns:r="http://schemas.openxmlformats.org/officeDocument/2006/relationships" xmlns:v="urn:schemas-microsoft-com:vml" xmlns:w10="urn:schemas-microsoft-com:office:word" xmlns:w14="http://schemas.microsoft.com/office/word/2010/wordml" xmlns:w="http://schemas.openxmlformats.org/wordprocessingml/2006/main" xmlns:wne="http://schemas.microsoft.com/office/word/2006/wordml" xmlns:wp14="http://schemas.microsoft.com/office/word/2010/wordprocessingDrawing" xmlns:wp="http://schemas.openxmlformats.org/drawingml/2006/wordprocessingDrawing" xmlns:wpc="http://schemas.microsoft.com/office/word/2010/wordprocessingCanvas" xmlns:wpg="http://schemas.microsoft.com/office/word/2010/wordprocessingGroup" xmlns:wpi="http://schemas.microsoft.com/office/word/2010/wordprocessingInk" xmlns:wps="http://schemas.microsoft.com/office/word/2010/wordprocessingShape" mc:Ignorable="w14 wp14">
-  <w:p>
-    <w:pPr>
-      <w:pStyle w:val="Header"/>
-      <w:spacing w:after="0"/>
-      <w:jc w:val="left"/>
-    </w:pPr>
-    <w:r>
-      <w:rPr>
-        <w:rFonts w:ascii="Calibri" w:hAnsi="Calibri" w:cs="Calibri"/>
-        <w:b/>
-        <w:color w:val="666666"/>
-        <w:sz w:val="18"/>
-      </w:rPr>
-      <w:t>Открытия и изобретения</w:t>
-    </w:r>
-    <w:r>
-      <w:rPr>
-        <w:rFonts w:ascii="Calibri" w:hAnsi="Calibri" w:cs="Calibri"/>
-        <w:color w:val="666666"/>
-        <w:sz w:val="18"/>
-      </w:rPr>
-      <w:t xml:space="preserve">    |    5. Физика, химия и материалы</w:t>
-    </w:r>
-  </w:p>
-</w:hdr>
 </file>
 
 <file path=word/numbering.xml><?xml version="1.0" encoding="utf-8"?>
@@ -660,60 +538,6 @@
   <w:num w:numId="9">
     <w:abstractNumId w:val="0"/>
   </w:num>
-  <w:abstractNum w:abstractNumId="9">
-    <w:multiLevelType w:val="singleLevel"/>
-    <w:lvl w:ilvl="0">
-      <w:start w:val="1"/>
-      <w:numFmt w:val="bullet"/>
-      <w:lvlText w:val="•"/>
-      <w:lvlJc w:val="left"/>
-      <w:pPr>
-        <w:tabs>
-          <w:tab w:val="num" w:pos="540"/>
-        </w:tabs>
-        <w:ind w:left="540" w:hanging="270"/>
-      </w:pPr>
-    </w:lvl>
-  </w:abstractNum>
-  <w:num w:numId="10">
-    <w:abstractNumId w:val="9"/>
-  </w:num>
-  <w:abstractNum w:abstractNumId="10">
-    <w:multiLevelType w:val="singleLevel"/>
-    <w:lvl w:ilvl="0">
-      <w:start w:val="1"/>
-      <w:numFmt w:val="decimal"/>
-      <w:lvlText w:val="%1."/>
-      <w:lvlJc w:val="left"/>
-      <w:pPr>
-        <w:tabs>
-          <w:tab w:val="num" w:pos="540"/>
-        </w:tabs>
-        <w:ind w:left="540" w:hanging="270"/>
-      </w:pPr>
-    </w:lvl>
-  </w:abstractNum>
-  <w:num w:numId="11">
-    <w:abstractNumId w:val="10"/>
-  </w:num>
-  <w:abstractNum w:abstractNumId="11">
-    <w:multiLevelType w:val="singleLevel"/>
-    <w:lvl w:ilvl="0">
-      <w:start w:val="1"/>
-      <w:numFmt w:val="decimal"/>
-      <w:lvlText w:val="%1."/>
-      <w:lvlJc w:val="left"/>
-      <w:pPr>
-        <w:tabs>
-          <w:tab w:val="num" w:pos="540"/>
-        </w:tabs>
-        <w:ind w:left="540" w:hanging="270"/>
-      </w:pPr>
-    </w:lvl>
-  </w:abstractNum>
-  <w:num w:numId="12">
-    <w:abstractNumId w:val="11"/>
-  </w:num>
 </w:numbering>
 </file>
 
@@ -722,7 +546,7 @@
   <w:docDefaults>
     <w:rPrDefault>
       <w:rPr>
-        <w:rFonts w:asciiTheme="minorHAnsi" w:eastAsiaTheme="minorEastAsia" w:hAnsiTheme="minorHAnsi" w:cstheme="minorBidi"/>
+        <w:rFonts/>
         <w:sz w:val="22"/>
         <w:szCs w:val="22"/>
         <w:lang w:val="en-US" w:eastAsia="en-US" w:bidi="ar-SA"/>
@@ -878,12 +702,13 @@
     <w:qFormat/>
     <w:rsid w:val="00FC693F"/>
     <w:pPr>
-      <w:widowControl/>
-      <w:spacing w:before="0" w:after="120" w:line="300" w:lineRule="auto"/>
+      <w:spacing w:after="120" w:line="259" w:lineRule="auto"/>
     </w:pPr>
     <w:rPr>
-      <w:rFonts w:ascii="Calibri" w:hAnsi="Calibri" w:cs="Calibri"/>
-      <w:sz w:val="22"/>
+      <w:rFonts w:ascii="Times New Roman" w:hAnsi="Times New Roman"/>
+      <w:color w:val="000000"/>
+      <w:sz w:val="24"/>
+      <w:lang w:val="ru-RU"/>
     </w:rPr>
   </w:style>
   <w:style w:type="paragraph" w:styleId="Header">
@@ -941,16 +766,17 @@
     <w:pPr>
       <w:keepNext/>
       <w:keepLines/>
-      <w:spacing w:before="360" w:after="200"/>
+      <w:spacing w:before="480" w:after="120" w:line="259" w:lineRule="auto"/>
       <w:outlineLvl w:val="0"/>
     </w:pPr>
     <w:rPr>
-      <w:rFonts w:asciiTheme="majorHAnsi" w:eastAsiaTheme="majorEastAsia" w:hAnsiTheme="majorHAnsi" w:cstheme="majorBidi" w:ascii="Calibri" w:hAnsi="Calibri" w:cs="Calibri"/>
+      <w:rFonts w:ascii="Times New Roman" w:hAnsi="Times New Roman"/>
       <w:b/>
       <w:bCs/>
-      <w:color w:val="2E74B5"/>
-      <w:sz w:val="32"/>
+      <w:color w:val="000000"/>
+      <w:sz w:val="26"/>
       <w:szCs w:val="28"/>
+      <w:lang w:val="ru-RU"/>
     </w:rPr>
   </w:style>
   <w:style w:type="paragraph" w:styleId="Heading2">
@@ -965,16 +791,17 @@
     <w:pPr>
       <w:keepNext/>
       <w:keepLines/>
-      <w:spacing w:before="280" w:after="140"/>
+      <w:spacing w:before="200" w:after="120" w:line="259" w:lineRule="auto"/>
       <w:outlineLvl w:val="1"/>
     </w:pPr>
     <w:rPr>
-      <w:rFonts w:asciiTheme="majorHAnsi" w:eastAsiaTheme="majorEastAsia" w:hAnsiTheme="majorHAnsi" w:cstheme="majorBidi" w:ascii="Calibri" w:hAnsi="Calibri" w:cs="Calibri"/>
+      <w:rFonts w:ascii="Times New Roman" w:hAnsi="Times New Roman"/>
       <w:b/>
       <w:bCs/>
-      <w:color w:val="2E74B5"/>
+      <w:color w:val="000000"/>
       <w:sz w:val="26"/>
       <w:szCs w:val="26"/>
+      <w:lang w:val="ru-RU"/>
     </w:rPr>
   </w:style>
   <w:style w:type="paragraph" w:styleId="Heading3">
@@ -989,15 +816,14 @@
     <w:pPr>
       <w:keepNext/>
       <w:keepLines/>
-      <w:spacing w:before="200" w:after="100"/>
+      <w:spacing w:before="200" w:after="0"/>
       <w:outlineLvl w:val="2"/>
     </w:pPr>
     <w:rPr>
-      <w:rFonts w:asciiTheme="majorHAnsi" w:eastAsiaTheme="majorEastAsia" w:hAnsiTheme="majorHAnsi" w:cstheme="majorBidi" w:ascii="Calibri" w:hAnsi="Calibri" w:cs="Calibri"/>
+      <w:rFonts/>
       <w:b/>
       <w:bCs/>
-      <w:color w:val="1F4D78"/>
-      <w:sz w:val="24"/>
+      <w:color w:val="4F81BD" w:themeColor="accent1"/>
     </w:rPr>
   </w:style>
   <w:style w:type="paragraph" w:styleId="Heading4">
@@ -1017,7 +843,7 @@
       <w:outlineLvl w:val="3"/>
     </w:pPr>
     <w:rPr>
-      <w:rFonts w:asciiTheme="majorHAnsi" w:eastAsiaTheme="majorEastAsia" w:hAnsiTheme="majorHAnsi" w:cstheme="majorBidi"/>
+      <w:rFonts/>
       <w:b/>
       <w:bCs/>
       <w:i/>
@@ -1042,7 +868,7 @@
       <w:outlineLvl w:val="4"/>
     </w:pPr>
     <w:rPr>
-      <w:rFonts w:asciiTheme="majorHAnsi" w:eastAsiaTheme="majorEastAsia" w:hAnsiTheme="majorHAnsi" w:cstheme="majorBidi"/>
+      <w:rFonts/>
       <w:color w:val="243F60" w:themeColor="accent1" w:themeShade="7F"/>
     </w:rPr>
   </w:style>
@@ -1063,7 +889,7 @@
       <w:outlineLvl w:val="5"/>
     </w:pPr>
     <w:rPr>
-      <w:rFonts w:asciiTheme="majorHAnsi" w:eastAsiaTheme="majorEastAsia" w:hAnsiTheme="majorHAnsi" w:cstheme="majorBidi"/>
+      <w:rFonts/>
       <w:i/>
       <w:iCs/>
       <w:color w:val="243F60" w:themeColor="accent1" w:themeShade="7F"/>
@@ -1086,7 +912,7 @@
       <w:outlineLvl w:val="6"/>
     </w:pPr>
     <w:rPr>
-      <w:rFonts w:asciiTheme="majorHAnsi" w:eastAsiaTheme="majorEastAsia" w:hAnsiTheme="majorHAnsi" w:cstheme="majorBidi"/>
+      <w:rFonts/>
       <w:i/>
       <w:iCs/>
       <w:color w:val="404040" w:themeColor="text1" w:themeTint="BF"/>
@@ -1109,7 +935,7 @@
       <w:outlineLvl w:val="7"/>
     </w:pPr>
     <w:rPr>
-      <w:rFonts w:asciiTheme="majorHAnsi" w:eastAsiaTheme="majorEastAsia" w:hAnsiTheme="majorHAnsi" w:cstheme="majorBidi"/>
+      <w:rFonts/>
       <w:color w:val="4F81BD" w:themeColor="accent1"/>
       <w:sz w:val="20"/>
       <w:szCs w:val="20"/>
@@ -1132,7 +958,7 @@
       <w:outlineLvl w:val="8"/>
     </w:pPr>
     <w:rPr>
-      <w:rFonts w:asciiTheme="majorHAnsi" w:eastAsiaTheme="majorEastAsia" w:hAnsiTheme="majorHAnsi" w:cstheme="majorBidi"/>
+      <w:rFonts/>
       <w:i/>
       <w:iCs/>
       <w:color w:val="404040" w:themeColor="text1" w:themeTint="BF"/>
@@ -1183,7 +1009,7 @@
     <w:uiPriority w:val="9"/>
     <w:rsid w:val="00FC693F"/>
     <w:rPr>
-      <w:rFonts w:asciiTheme="majorHAnsi" w:eastAsiaTheme="majorEastAsia" w:hAnsiTheme="majorHAnsi" w:cstheme="majorBidi"/>
+      <w:rFonts/>
       <w:b/>
       <w:bCs/>
       <w:color w:val="365F91" w:themeColor="accent1" w:themeShade="BF"/>
@@ -1198,7 +1024,7 @@
     <w:uiPriority w:val="9"/>
     <w:rsid w:val="00FC693F"/>
     <w:rPr>
-      <w:rFonts w:asciiTheme="majorHAnsi" w:eastAsiaTheme="majorEastAsia" w:hAnsiTheme="majorHAnsi" w:cstheme="majorBidi"/>
+      <w:rFonts/>
       <w:b/>
       <w:bCs/>
       <w:color w:val="4F81BD" w:themeColor="accent1"/>
@@ -1213,7 +1039,7 @@
     <w:uiPriority w:val="9"/>
     <w:rsid w:val="00FC693F"/>
     <w:rPr>
-      <w:rFonts w:asciiTheme="majorHAnsi" w:eastAsiaTheme="majorEastAsia" w:hAnsiTheme="majorHAnsi" w:cstheme="majorBidi"/>
+      <w:rFonts/>
       <w:b/>
       <w:bCs/>
       <w:color w:val="4F81BD" w:themeColor="accent1"/>
@@ -1228,19 +1054,17 @@
     <w:qFormat/>
     <w:rsid w:val="00FC693F"/>
     <w:pPr>
-      <w:pBdr>
-        <w:bottom w:val="single" w:sz="8" w:space="4" w:color="4F81BD" w:themeColor="accent1"/>
-      </w:pBdr>
-      <w:spacing w:after="300" w:line="240" w:lineRule="auto"/>
+      <w:spacing w:after="120" w:line="259" w:lineRule="auto"/>
       <w:contextualSpacing/>
     </w:pPr>
     <w:rPr>
-      <w:rFonts w:asciiTheme="majorHAnsi" w:eastAsiaTheme="majorEastAsia" w:hAnsiTheme="majorHAnsi" w:cstheme="majorBidi"/>
-      <w:color w:val="17365D" w:themeColor="text2" w:themeShade="BF"/>
+      <w:rFonts w:ascii="Times New Roman" w:hAnsi="Times New Roman"/>
+      <w:color w:val="000000"/>
       <w:spacing w:val="5"/>
       <w:kern w:val="28"/>
-      <w:sz w:val="52"/>
+      <w:sz w:val="40"/>
       <w:szCs w:val="52"/>
+      <w:lang w:val="ru-RU"/>
     </w:rPr>
   </w:style>
   <w:style w:type="character" w:customStyle="1" w:styleId="TitleChar">
@@ -1250,7 +1074,7 @@
     <w:uiPriority w:val="10"/>
     <w:rsid w:val="00FC693F"/>
     <w:rPr>
-      <w:rFonts w:asciiTheme="majorHAnsi" w:eastAsiaTheme="majorEastAsia" w:hAnsiTheme="majorHAnsi" w:cstheme="majorBidi"/>
+      <w:rFonts/>
       <w:color w:val="17365D" w:themeColor="text2" w:themeShade="BF"/>
       <w:spacing w:val="5"/>
       <w:kern w:val="28"/>
@@ -1272,7 +1096,7 @@
       </w:numPr>
     </w:pPr>
     <w:rPr>
-      <w:rFonts w:asciiTheme="majorHAnsi" w:eastAsiaTheme="majorEastAsia" w:hAnsiTheme="majorHAnsi" w:cstheme="majorBidi"/>
+      <w:rFonts/>
       <w:i/>
       <w:iCs/>
       <w:color w:val="4F81BD" w:themeColor="accent1"/>
@@ -1288,7 +1112,7 @@
     <w:uiPriority w:val="11"/>
     <w:rsid w:val="00FC693F"/>
     <w:rPr>
-      <w:rFonts w:asciiTheme="majorHAnsi" w:eastAsiaTheme="majorEastAsia" w:hAnsiTheme="majorHAnsi" w:cstheme="majorBidi"/>
+      <w:rFonts/>
       <w:i/>
       <w:iCs/>
       <w:color w:val="4F81BD" w:themeColor="accent1"/>
@@ -1413,8 +1237,15 @@
       <w:numPr>
         <w:numId w:val="1"/>
       </w:numPr>
+      <w:spacing w:after="120" w:line="259" w:lineRule="auto"/>
       <w:contextualSpacing/>
     </w:pPr>
+    <w:rPr>
+      <w:rFonts w:ascii="Times New Roman" w:hAnsi="Times New Roman"/>
+      <w:color w:val="000000"/>
+      <w:sz w:val="24"/>
+      <w:lang w:val="ru-RU"/>
+    </w:rPr>
   </w:style>
   <w:style w:type="paragraph" w:styleId="ListBullet2">
     <w:name w:val="List Bullet 2"/>
@@ -1586,7 +1417,7 @@
     <w:semiHidden/>
     <w:rsid w:val="00FC693F"/>
     <w:rPr>
-      <w:rFonts w:asciiTheme="majorHAnsi" w:eastAsiaTheme="majorEastAsia" w:hAnsiTheme="majorHAnsi" w:cstheme="majorBidi"/>
+      <w:rFonts/>
       <w:b/>
       <w:bCs/>
       <w:i/>
@@ -1602,7 +1433,7 @@
     <w:semiHidden/>
     <w:rsid w:val="00FC693F"/>
     <w:rPr>
-      <w:rFonts w:asciiTheme="majorHAnsi" w:eastAsiaTheme="majorEastAsia" w:hAnsiTheme="majorHAnsi" w:cstheme="majorBidi"/>
+      <w:rFonts/>
       <w:color w:val="243F60" w:themeColor="accent1" w:themeShade="7F"/>
     </w:rPr>
   </w:style>
@@ -1614,7 +1445,7 @@
     <w:semiHidden/>
     <w:rsid w:val="00FC693F"/>
     <w:rPr>
-      <w:rFonts w:asciiTheme="majorHAnsi" w:eastAsiaTheme="majorEastAsia" w:hAnsiTheme="majorHAnsi" w:cstheme="majorBidi"/>
+      <w:rFonts/>
       <w:i/>
       <w:iCs/>
       <w:color w:val="243F60" w:themeColor="accent1" w:themeShade="7F"/>
@@ -1628,7 +1459,7 @@
     <w:semiHidden/>
     <w:rsid w:val="00FC693F"/>
     <w:rPr>
-      <w:rFonts w:asciiTheme="majorHAnsi" w:eastAsiaTheme="majorEastAsia" w:hAnsiTheme="majorHAnsi" w:cstheme="majorBidi"/>
+      <w:rFonts/>
       <w:i/>
       <w:iCs/>
       <w:color w:val="404040" w:themeColor="text1" w:themeTint="BF"/>
@@ -1642,7 +1473,7 @@
     <w:semiHidden/>
     <w:rsid w:val="00FC693F"/>
     <w:rPr>
-      <w:rFonts w:asciiTheme="majorHAnsi" w:eastAsiaTheme="majorEastAsia" w:hAnsiTheme="majorHAnsi" w:cstheme="majorBidi"/>
+      <w:rFonts/>
       <w:color w:val="4F81BD" w:themeColor="accent1"/>
       <w:sz w:val="20"/>
       <w:szCs w:val="20"/>
@@ -1656,7 +1487,7 @@
     <w:semiHidden/>
     <w:rsid w:val="00FC693F"/>
     <w:rPr>
-      <w:rFonts w:asciiTheme="majorHAnsi" w:eastAsiaTheme="majorEastAsia" w:hAnsiTheme="majorHAnsi" w:cstheme="majorBidi"/>
+      <w:rFonts/>
       <w:i/>
       <w:iCs/>
       <w:color w:val="404040" w:themeColor="text1" w:themeTint="BF"/>
@@ -1715,9 +1546,6 @@
     <w:qFormat/>
     <w:rsid w:val="00FC693F"/>
     <w:pPr>
-      <w:pBdr>
-        <w:bottom w:val="single" w:sz="4" w:space="4" w:color="4F81BD" w:themeColor="accent1"/>
-      </w:pBdr>
       <w:spacing w:before="200" w:after="280"/>
       <w:ind w:left="936" w:right="936"/>
     </w:pPr>
@@ -3245,7 +3073,7 @@
         <w:spacing w:before="0" w:after="0" w:line="240" w:lineRule="auto"/>
       </w:pPr>
       <w:rPr>
-        <w:rFonts w:asciiTheme="majorHAnsi" w:eastAsiaTheme="majorEastAsia" w:hAnsiTheme="majorHAnsi" w:cstheme="majorBidi"/>
+        <w:rFonts/>
         <w:b/>
         <w:bCs/>
       </w:rPr>
@@ -3266,7 +3094,7 @@
         <w:spacing w:before="0" w:after="0" w:line="240" w:lineRule="auto"/>
       </w:pPr>
       <w:rPr>
-        <w:rFonts w:asciiTheme="majorHAnsi" w:eastAsiaTheme="majorEastAsia" w:hAnsiTheme="majorHAnsi" w:cstheme="majorBidi"/>
+        <w:rFonts/>
         <w:b/>
         <w:bCs/>
       </w:rPr>
@@ -3284,14 +3112,14 @@
     </w:tblStylePr>
     <w:tblStylePr w:type="firstCol">
       <w:rPr>
-        <w:rFonts w:asciiTheme="majorHAnsi" w:eastAsiaTheme="majorEastAsia" w:hAnsiTheme="majorHAnsi" w:cstheme="majorBidi"/>
+        <w:rFonts/>
         <w:b/>
         <w:bCs/>
       </w:rPr>
     </w:tblStylePr>
     <w:tblStylePr w:type="lastCol">
       <w:rPr>
-        <w:rFonts w:asciiTheme="majorHAnsi" w:eastAsiaTheme="majorEastAsia" w:hAnsiTheme="majorHAnsi" w:cstheme="majorBidi"/>
+        <w:rFonts/>
         <w:b/>
         <w:bCs/>
       </w:rPr>
@@ -3375,7 +3203,7 @@
         <w:spacing w:before="0" w:after="0" w:line="240" w:lineRule="auto"/>
       </w:pPr>
       <w:rPr>
-        <w:rFonts w:asciiTheme="majorHAnsi" w:eastAsiaTheme="majorEastAsia" w:hAnsiTheme="majorHAnsi" w:cstheme="majorBidi"/>
+        <w:rFonts/>
         <w:b/>
         <w:bCs/>
       </w:rPr>
@@ -3396,7 +3224,7 @@
         <w:spacing w:before="0" w:after="0" w:line="240" w:lineRule="auto"/>
       </w:pPr>
       <w:rPr>
-        <w:rFonts w:asciiTheme="majorHAnsi" w:eastAsiaTheme="majorEastAsia" w:hAnsiTheme="majorHAnsi" w:cstheme="majorBidi"/>
+        <w:rFonts/>
         <w:b/>
         <w:bCs/>
       </w:rPr>
@@ -3414,14 +3242,14 @@
     </w:tblStylePr>
     <w:tblStylePr w:type="firstCol">
       <w:rPr>
-        <w:rFonts w:asciiTheme="majorHAnsi" w:eastAsiaTheme="majorEastAsia" w:hAnsiTheme="majorHAnsi" w:cstheme="majorBidi"/>
+        <w:rFonts/>
         <w:b/>
         <w:bCs/>
       </w:rPr>
     </w:tblStylePr>
     <w:tblStylePr w:type="lastCol">
       <w:rPr>
-        <w:rFonts w:asciiTheme="majorHAnsi" w:eastAsiaTheme="majorEastAsia" w:hAnsiTheme="majorHAnsi" w:cstheme="majorBidi"/>
+        <w:rFonts/>
         <w:b/>
         <w:bCs/>
       </w:rPr>
@@ -3505,7 +3333,7 @@
         <w:spacing w:before="0" w:after="0" w:line="240" w:lineRule="auto"/>
       </w:pPr>
       <w:rPr>
-        <w:rFonts w:asciiTheme="majorHAnsi" w:eastAsiaTheme="majorEastAsia" w:hAnsiTheme="majorHAnsi" w:cstheme="majorBidi"/>
+        <w:rFonts/>
         <w:b/>
         <w:bCs/>
       </w:rPr>
@@ -3526,7 +3354,7 @@
         <w:spacing w:before="0" w:after="0" w:line="240" w:lineRule="auto"/>
       </w:pPr>
       <w:rPr>
-        <w:rFonts w:asciiTheme="majorHAnsi" w:eastAsiaTheme="majorEastAsia" w:hAnsiTheme="majorHAnsi" w:cstheme="majorBidi"/>
+        <w:rFonts/>
         <w:b/>
         <w:bCs/>
       </w:rPr>
@@ -3544,14 +3372,14 @@
     </w:tblStylePr>
     <w:tblStylePr w:type="firstCol">
       <w:rPr>
-        <w:rFonts w:asciiTheme="majorHAnsi" w:eastAsiaTheme="majorEastAsia" w:hAnsiTheme="majorHAnsi" w:cstheme="majorBidi"/>
+        <w:rFonts/>
         <w:b/>
         <w:bCs/>
       </w:rPr>
     </w:tblStylePr>
     <w:tblStylePr w:type="lastCol">
       <w:rPr>
-        <w:rFonts w:asciiTheme="majorHAnsi" w:eastAsiaTheme="majorEastAsia" w:hAnsiTheme="majorHAnsi" w:cstheme="majorBidi"/>
+        <w:rFonts/>
         <w:b/>
         <w:bCs/>
       </w:rPr>
@@ -3635,7 +3463,7 @@
         <w:spacing w:before="0" w:after="0" w:line="240" w:lineRule="auto"/>
       </w:pPr>
       <w:rPr>
-        <w:rFonts w:asciiTheme="majorHAnsi" w:eastAsiaTheme="majorEastAsia" w:hAnsiTheme="majorHAnsi" w:cstheme="majorBidi"/>
+        <w:rFonts/>
         <w:b/>
         <w:bCs/>
       </w:rPr>
@@ -3656,7 +3484,7 @@
         <w:spacing w:before="0" w:after="0" w:line="240" w:lineRule="auto"/>
       </w:pPr>
       <w:rPr>
-        <w:rFonts w:asciiTheme="majorHAnsi" w:eastAsiaTheme="majorEastAsia" w:hAnsiTheme="majorHAnsi" w:cstheme="majorBidi"/>
+        <w:rFonts/>
         <w:b/>
         <w:bCs/>
       </w:rPr>
@@ -3674,14 +3502,14 @@
     </w:tblStylePr>
     <w:tblStylePr w:type="firstCol">
       <w:rPr>
-        <w:rFonts w:asciiTheme="majorHAnsi" w:eastAsiaTheme="majorEastAsia" w:hAnsiTheme="majorHAnsi" w:cstheme="majorBidi"/>
+        <w:rFonts/>
         <w:b/>
         <w:bCs/>
       </w:rPr>
     </w:tblStylePr>
     <w:tblStylePr w:type="lastCol">
       <w:rPr>
-        <w:rFonts w:asciiTheme="majorHAnsi" w:eastAsiaTheme="majorEastAsia" w:hAnsiTheme="majorHAnsi" w:cstheme="majorBidi"/>
+        <w:rFonts/>
         <w:b/>
         <w:bCs/>
       </w:rPr>
@@ -3765,7 +3593,7 @@
         <w:spacing w:before="0" w:after="0" w:line="240" w:lineRule="auto"/>
       </w:pPr>
       <w:rPr>
-        <w:rFonts w:asciiTheme="majorHAnsi" w:eastAsiaTheme="majorEastAsia" w:hAnsiTheme="majorHAnsi" w:cstheme="majorBidi"/>
+        <w:rFonts/>
         <w:b/>
         <w:bCs/>
       </w:rPr>
@@ -3786,7 +3614,7 @@
         <w:spacing w:before="0" w:after="0" w:line="240" w:lineRule="auto"/>
       </w:pPr>
       <w:rPr>
-        <w:rFonts w:asciiTheme="majorHAnsi" w:eastAsiaTheme="majorEastAsia" w:hAnsiTheme="majorHAnsi" w:cstheme="majorBidi"/>
+        <w:rFonts/>
         <w:b/>
         <w:bCs/>
       </w:rPr>
@@ -3804,14 +3632,14 @@
     </w:tblStylePr>
     <w:tblStylePr w:type="firstCol">
       <w:rPr>
-        <w:rFonts w:asciiTheme="majorHAnsi" w:eastAsiaTheme="majorEastAsia" w:hAnsiTheme="majorHAnsi" w:cstheme="majorBidi"/>
+        <w:rFonts/>
         <w:b/>
         <w:bCs/>
       </w:rPr>
     </w:tblStylePr>
     <w:tblStylePr w:type="lastCol">
       <w:rPr>
-        <w:rFonts w:asciiTheme="majorHAnsi" w:eastAsiaTheme="majorEastAsia" w:hAnsiTheme="majorHAnsi" w:cstheme="majorBidi"/>
+        <w:rFonts/>
         <w:b/>
         <w:bCs/>
       </w:rPr>
@@ -3895,7 +3723,7 @@
         <w:spacing w:before="0" w:after="0" w:line="240" w:lineRule="auto"/>
       </w:pPr>
       <w:rPr>
-        <w:rFonts w:asciiTheme="majorHAnsi" w:eastAsiaTheme="majorEastAsia" w:hAnsiTheme="majorHAnsi" w:cstheme="majorBidi"/>
+        <w:rFonts/>
         <w:b/>
         <w:bCs/>
       </w:rPr>
@@ -3916,7 +3744,7 @@
         <w:spacing w:before="0" w:after="0" w:line="240" w:lineRule="auto"/>
       </w:pPr>
       <w:rPr>
-        <w:rFonts w:asciiTheme="majorHAnsi" w:eastAsiaTheme="majorEastAsia" w:hAnsiTheme="majorHAnsi" w:cstheme="majorBidi"/>
+        <w:rFonts/>
         <w:b/>
         <w:bCs/>
       </w:rPr>
@@ -3934,14 +3762,14 @@
     </w:tblStylePr>
     <w:tblStylePr w:type="firstCol">
       <w:rPr>
-        <w:rFonts w:asciiTheme="majorHAnsi" w:eastAsiaTheme="majorEastAsia" w:hAnsiTheme="majorHAnsi" w:cstheme="majorBidi"/>
+        <w:rFonts/>
         <w:b/>
         <w:bCs/>
       </w:rPr>
     </w:tblStylePr>
     <w:tblStylePr w:type="lastCol">
       <w:rPr>
-        <w:rFonts w:asciiTheme="majorHAnsi" w:eastAsiaTheme="majorEastAsia" w:hAnsiTheme="majorHAnsi" w:cstheme="majorBidi"/>
+        <w:rFonts/>
         <w:b/>
         <w:bCs/>
       </w:rPr>
@@ -4025,7 +3853,7 @@
         <w:spacing w:before="0" w:after="0" w:line="240" w:lineRule="auto"/>
       </w:pPr>
       <w:rPr>
-        <w:rFonts w:asciiTheme="majorHAnsi" w:eastAsiaTheme="majorEastAsia" w:hAnsiTheme="majorHAnsi" w:cstheme="majorBidi"/>
+        <w:rFonts/>
         <w:b/>
         <w:bCs/>
       </w:rPr>
@@ -4046,7 +3874,7 @@
         <w:spacing w:before="0" w:after="0" w:line="240" w:lineRule="auto"/>
       </w:pPr>
       <w:rPr>
-        <w:rFonts w:asciiTheme="majorHAnsi" w:eastAsiaTheme="majorEastAsia" w:hAnsiTheme="majorHAnsi" w:cstheme="majorBidi"/>
+        <w:rFonts/>
         <w:b/>
         <w:bCs/>
       </w:rPr>
@@ -4064,14 +3892,14 @@
     </w:tblStylePr>
     <w:tblStylePr w:type="firstCol">
       <w:rPr>
-        <w:rFonts w:asciiTheme="majorHAnsi" w:eastAsiaTheme="majorEastAsia" w:hAnsiTheme="majorHAnsi" w:cstheme="majorBidi"/>
+        <w:rFonts/>
         <w:b/>
         <w:bCs/>
       </w:rPr>
     </w:tblStylePr>
     <w:tblStylePr w:type="lastCol">
       <w:rPr>
-        <w:rFonts w:asciiTheme="majorHAnsi" w:eastAsiaTheme="majorEastAsia" w:hAnsiTheme="majorHAnsi" w:cstheme="majorBidi"/>
+        <w:rFonts/>
         <w:b/>
         <w:bCs/>
       </w:rPr>
@@ -5936,7 +5764,7 @@
     </w:tblPr>
     <w:tblStylePr w:type="firstRow">
       <w:rPr>
-        <w:rFonts w:asciiTheme="majorHAnsi" w:eastAsiaTheme="majorEastAsia" w:hAnsiTheme="majorHAnsi" w:cstheme="majorBidi"/>
+        <w:rFonts/>
       </w:rPr>
       <w:tblPr/>
       <w:tcPr>
@@ -6020,7 +5848,7 @@
     </w:tblPr>
     <w:tblStylePr w:type="firstRow">
       <w:rPr>
-        <w:rFonts w:asciiTheme="majorHAnsi" w:eastAsiaTheme="majorEastAsia" w:hAnsiTheme="majorHAnsi" w:cstheme="majorBidi"/>
+        <w:rFonts/>
       </w:rPr>
       <w:tblPr/>
       <w:tcPr>
@@ -6104,7 +5932,7 @@
     </w:tblPr>
     <w:tblStylePr w:type="firstRow">
       <w:rPr>
-        <w:rFonts w:asciiTheme="majorHAnsi" w:eastAsiaTheme="majorEastAsia" w:hAnsiTheme="majorHAnsi" w:cstheme="majorBidi"/>
+        <w:rFonts/>
       </w:rPr>
       <w:tblPr/>
       <w:tcPr>
@@ -6188,7 +6016,7 @@
     </w:tblPr>
     <w:tblStylePr w:type="firstRow">
       <w:rPr>
-        <w:rFonts w:asciiTheme="majorHAnsi" w:eastAsiaTheme="majorEastAsia" w:hAnsiTheme="majorHAnsi" w:cstheme="majorBidi"/>
+        <w:rFonts/>
       </w:rPr>
       <w:tblPr/>
       <w:tcPr>
@@ -6272,7 +6100,7 @@
     </w:tblPr>
     <w:tblStylePr w:type="firstRow">
       <w:rPr>
-        <w:rFonts w:asciiTheme="majorHAnsi" w:eastAsiaTheme="majorEastAsia" w:hAnsiTheme="majorHAnsi" w:cstheme="majorBidi"/>
+        <w:rFonts/>
       </w:rPr>
       <w:tblPr/>
       <w:tcPr>
@@ -6356,7 +6184,7 @@
     </w:tblPr>
     <w:tblStylePr w:type="firstRow">
       <w:rPr>
-        <w:rFonts w:asciiTheme="majorHAnsi" w:eastAsiaTheme="majorEastAsia" w:hAnsiTheme="majorHAnsi" w:cstheme="majorBidi"/>
+        <w:rFonts/>
       </w:rPr>
       <w:tblPr/>
       <w:tcPr>
@@ -6440,7 +6268,7 @@
     </w:tblPr>
     <w:tblStylePr w:type="firstRow">
       <w:rPr>
-        <w:rFonts w:asciiTheme="majorHAnsi" w:eastAsiaTheme="majorEastAsia" w:hAnsiTheme="majorHAnsi" w:cstheme="majorBidi"/>
+        <w:rFonts/>
       </w:rPr>
       <w:tblPr/>
       <w:tcPr>
@@ -6505,7 +6333,7 @@
       <w:spacing w:after="0" w:line="240" w:lineRule="auto"/>
     </w:pPr>
     <w:rPr>
-      <w:rFonts w:asciiTheme="majorHAnsi" w:eastAsiaTheme="majorEastAsia" w:hAnsiTheme="majorHAnsi" w:cstheme="majorBidi"/>
+      <w:rFonts/>
       <w:color w:val="000000" w:themeColor="text1"/>
     </w:rPr>
     <w:tblPr>
@@ -6633,7 +6461,7 @@
       <w:spacing w:after="0" w:line="240" w:lineRule="auto"/>
     </w:pPr>
     <w:rPr>
-      <w:rFonts w:asciiTheme="majorHAnsi" w:eastAsiaTheme="majorEastAsia" w:hAnsiTheme="majorHAnsi" w:cstheme="majorBidi"/>
+      <w:rFonts/>
       <w:color w:val="000000" w:themeColor="text1"/>
     </w:rPr>
     <w:tblPr>
@@ -6761,7 +6589,7 @@
       <w:spacing w:after="0" w:line="240" w:lineRule="auto"/>
     </w:pPr>
     <w:rPr>
-      <w:rFonts w:asciiTheme="majorHAnsi" w:eastAsiaTheme="majorEastAsia" w:hAnsiTheme="majorHAnsi" w:cstheme="majorBidi"/>
+      <w:rFonts/>
       <w:color w:val="000000" w:themeColor="text1"/>
     </w:rPr>
     <w:tblPr>
@@ -6889,7 +6717,7 @@
       <w:spacing w:after="0" w:line="240" w:lineRule="auto"/>
     </w:pPr>
     <w:rPr>
-      <w:rFonts w:asciiTheme="majorHAnsi" w:eastAsiaTheme="majorEastAsia" w:hAnsiTheme="majorHAnsi" w:cstheme="majorBidi"/>
+      <w:rFonts/>
       <w:color w:val="000000" w:themeColor="text1"/>
     </w:rPr>
     <w:tblPr>
@@ -7017,7 +6845,7 @@
       <w:spacing w:after="0" w:line="240" w:lineRule="auto"/>
     </w:pPr>
     <w:rPr>
-      <w:rFonts w:asciiTheme="majorHAnsi" w:eastAsiaTheme="majorEastAsia" w:hAnsiTheme="majorHAnsi" w:cstheme="majorBidi"/>
+      <w:rFonts/>
       <w:color w:val="000000" w:themeColor="text1"/>
     </w:rPr>
     <w:tblPr>
@@ -7145,7 +6973,7 @@
       <w:spacing w:after="0" w:line="240" w:lineRule="auto"/>
     </w:pPr>
     <w:rPr>
-      <w:rFonts w:asciiTheme="majorHAnsi" w:eastAsiaTheme="majorEastAsia" w:hAnsiTheme="majorHAnsi" w:cstheme="majorBidi"/>
+      <w:rFonts/>
       <w:color w:val="000000" w:themeColor="text1"/>
     </w:rPr>
     <w:tblPr>
@@ -7273,7 +7101,7 @@
       <w:spacing w:after="0" w:line="240" w:lineRule="auto"/>
     </w:pPr>
     <w:rPr>
-      <w:rFonts w:asciiTheme="majorHAnsi" w:eastAsiaTheme="majorEastAsia" w:hAnsiTheme="majorHAnsi" w:cstheme="majorBidi"/>
+      <w:rFonts/>
       <w:color w:val="000000" w:themeColor="text1"/>
     </w:rPr>
     <w:tblPr>
@@ -7912,7 +7740,7 @@
       <w:spacing w:after="0" w:line="240" w:lineRule="auto"/>
     </w:pPr>
     <w:rPr>
-      <w:rFonts w:asciiTheme="majorHAnsi" w:eastAsiaTheme="majorEastAsia" w:hAnsiTheme="majorHAnsi" w:cstheme="majorBidi"/>
+      <w:rFonts/>
       <w:color w:val="000000" w:themeColor="text1"/>
     </w:rPr>
     <w:tblPr>
@@ -8037,7 +7865,7 @@
       <w:spacing w:after="0" w:line="240" w:lineRule="auto"/>
     </w:pPr>
     <w:rPr>
-      <w:rFonts w:asciiTheme="majorHAnsi" w:eastAsiaTheme="majorEastAsia" w:hAnsiTheme="majorHAnsi" w:cstheme="majorBidi"/>
+      <w:rFonts/>
       <w:color w:val="000000" w:themeColor="text1"/>
     </w:rPr>
     <w:tblPr>
@@ -8162,7 +7990,7 @@
       <w:spacing w:after="0" w:line="240" w:lineRule="auto"/>
     </w:pPr>
     <w:rPr>
-      <w:rFonts w:asciiTheme="majorHAnsi" w:eastAsiaTheme="majorEastAsia" w:hAnsiTheme="majorHAnsi" w:cstheme="majorBidi"/>
+      <w:rFonts/>
       <w:color w:val="000000" w:themeColor="text1"/>
     </w:rPr>
     <w:tblPr>
@@ -8287,7 +8115,7 @@
       <w:spacing w:after="0" w:line="240" w:lineRule="auto"/>
     </w:pPr>
     <w:rPr>
-      <w:rFonts w:asciiTheme="majorHAnsi" w:eastAsiaTheme="majorEastAsia" w:hAnsiTheme="majorHAnsi" w:cstheme="majorBidi"/>
+      <w:rFonts/>
       <w:color w:val="000000" w:themeColor="text1"/>
     </w:rPr>
     <w:tblPr>
@@ -8412,7 +8240,7 @@
       <w:spacing w:after="0" w:line="240" w:lineRule="auto"/>
     </w:pPr>
     <w:rPr>
-      <w:rFonts w:asciiTheme="majorHAnsi" w:eastAsiaTheme="majorEastAsia" w:hAnsiTheme="majorHAnsi" w:cstheme="majorBidi"/>
+      <w:rFonts/>
       <w:color w:val="000000" w:themeColor="text1"/>
     </w:rPr>
     <w:tblPr>
@@ -8537,7 +8365,7 @@
       <w:spacing w:after="0" w:line="240" w:lineRule="auto"/>
     </w:pPr>
     <w:rPr>
-      <w:rFonts w:asciiTheme="majorHAnsi" w:eastAsiaTheme="majorEastAsia" w:hAnsiTheme="majorHAnsi" w:cstheme="majorBidi"/>
+      <w:rFonts/>
       <w:color w:val="000000" w:themeColor="text1"/>
     </w:rPr>
     <w:tblPr>
@@ -8662,7 +8490,7 @@
       <w:spacing w:after="0" w:line="240" w:lineRule="auto"/>
     </w:pPr>
     <w:rPr>
-      <w:rFonts w:asciiTheme="majorHAnsi" w:eastAsiaTheme="majorEastAsia" w:hAnsiTheme="majorHAnsi" w:cstheme="majorBidi"/>
+      <w:rFonts/>
       <w:color w:val="000000" w:themeColor="text1"/>
     </w:rPr>
     <w:tblPr>
